--- a/proactive-english-b1-sy/out/PE-B1-BK2-SY_Unit19_AnswerKey.docx
+++ b/proactive-english-b1-sy/out/PE-B1-BK2-SY_Unit19_AnswerKey.docx
@@ -1936,7 +1936,7 @@
                 <w:sz w:val="22"/>
                 <w:szCs w:val="22"/>
               </w:rPr>
-              <w:t xml:space="preserve"> · F. Haddad · December</w:t>
+              <w:t xml:space="preserve"> · F. Kayyali · December</w:t>
             </w:r>
           </w:p>
           <w:p>
@@ -17724,7 +17724,7 @@
                 <w:sz w:val="22"/>
                 <w:szCs w:val="22"/>
               </w:rPr>
-              <w:t xml:space="preserve"> · F. Haddad · December</w:t>
+              <w:t xml:space="preserve"> · F. Kayyali · December</w:t>
             </w:r>
           </w:p>
           <w:p>
